--- a/docs/Modelo-Negocio-Uber-Truck.docx
+++ b/docs/Modelo-Negocio-Uber-Truck.docx
@@ -33,12 +33,59 @@
         <w:rPr>
           <w:b/>
         </w:rPr>
-        <w:t xml:space="preserve">Fuente:</w:t>
-      </w:r>
-      <w:r>
-        <w:rPr/>
-        <w:t xml:space="preserve"> Informe Evaluación Estratégica · mayo 2026</w:t>
-      </w:r>
+        <w:t xml:space="preserve">Producto:</w:t>
+      </w:r>
+      <w:r>
+        <w:rPr/>
+        <w:t xml:space="preserve"> Marketplace de capacidad logística ociosa (backhaul), Chile.</w:t>
+      </w:r>
+      <w:r>
+        <w:rPr/>
+        <w:br w:type="textWrapping"/>
+      </w:r>
+      <w:r>
+        <w:rPr>
+          <w:b/>
+        </w:rPr>
+        <w:t xml:space="preserve">Versión:</w:t>
+      </w:r>
+      <w:r>
+        <w:rPr/>
+        <w:t xml:space="preserve"> 2.1 · mayo 2026 · Complementa </w:t>
+      </w:r>
+      <w:hyperlink r:id="rId6">
+        <w:r>
+          <w:rPr>
+            <w:rStyle w:val="Hyperlink"/>
+          </w:rPr>
+          <w:t xml:space="preserve">memoria técnica</w:t>
+        </w:r>
+      </w:hyperlink>
+    </w:p>
+    <w:p>
+      <w:pPr>
+        <w:spacing w:lineRule="auto"/>
+      </w:pPr>
+      <w:hyperlink r:id="rId7">
+        <w:r>
+          <w:rPr>
+            <w:rStyle w:val="Hyperlink"/>
+          </w:rPr>
+          <w:t xml:space="preserve">← Documentación</w:t>
+        </w:r>
+      </w:hyperlink>
+      <w:r>
+        <w:rPr/>
+        <w:t xml:space="preserve"> · </w:t>
+      </w:r>
+      <w:hyperlink r:id="rId8">
+        <w:r>
+          <w:rPr>
+            <w:rStyle w:val="Hyperlink"/>
+          </w:rPr>
+          <w:t xml:space="preserve">Inicio app</w:t>
+        </w:r>
+      </w:hyperlink>
     </w:p>
     <w:p>
       <w:pPr>
@@ -56,7 +103,7 @@
       </w:pPr>
       <w:r>
         <w:rPr/>
-        <w:t xml:space="preserve">Monetizar capacidad logística </w:t>
+        <w:t xml:space="preserve">Monetizar cubicación </w:t>
       </w:r>
       <w:r>
         <w:rPr>
@@ -66,7 +113,17 @@
       </w:r>
       <w:r>
         <w:rPr/>
-        <w:t xml:space="preserve"> (backhaul), reduciendo retornos vacíos y ofreciendo a PYMEs carga incidental ágil sin contratos marco.</w:t>
+        <w:t xml:space="preserve"> (backhaul). El producto se entrega como </w:t>
+      </w:r>
+      <w:r>
+        <w:rPr>
+          <w:b/>
+        </w:rPr>
+        <w:t xml:space="preserve">una app tipo Uber</w:t>
+      </w:r>
+      <w:r>
+        <w:rPr/>
+        <w:t xml:space="preserve"> para carga por camión: el usuario entiende el flujo sin capacitación larga.</w:t>
       </w:r>
     </w:p>
     <w:p>
@@ -76,16 +133,824 @@
       </w:pPr>
       <w:r>
         <w:rPr/>
-        <w:t xml:space="preserve">2. Propuesta de valor</w:t>
+        <w:t xml:space="preserve">2. Estrategia en dos tiempos</w:t>
       </w:r>
     </w:p>
     <w:tbl>
       <w:tblPr>
         <w:tblBorders>
-          <w:top w:val="single" w:sz="1" w:space="0" w:color="000000"/>
-          <w:bottom w:val="single" w:sz="1" w:space="0" w:color="000000"/>
-          <w:left w:val="single" w:sz="1" w:space="0" w:color="000000"/>
-          <w:right w:val="single" w:sz="1" w:space="0" w:color="000000"/>
+          <w:top w:val="single" w:sz="2" w:space="0" w:color="000000"/>
+          <w:bottom w:val="single" w:sz="2" w:space="0" w:color="000000"/>
+          <w:left w:val="single" w:sz="2" w:space="0" w:color="000000"/>
+          <w:right w:val="single" w:sz="2" w:space="0" w:color="000000"/>
+        </w:tblBorders>
+        <w:tblCellSpacing w:w="0" w:type="dxa"/>
+        <w:tblCellMar>
+          <w:top w:type="dxa" w:w="80"/>
+          <w:bottom w:type="dxa" w:w="80"/>
+          <w:left w:type="dxa" w:w="160"/>
+          <w:right w:type="dxa" w:w="160"/>
+        </w:tblCellMar>
+        <w:jc w:val="center"/>
+      </w:tblPr>
+      <w:tblGrid>
+        <w:gridCol w:w="2880"/>
+        <w:gridCol w:w="2880"/>
+        <w:gridCol w:w="2880"/>
+      </w:tblGrid>
+      <w:tr>
+        <w:trPr/>
+        <w:tc>
+          <w:tcPr>
+            <w:tcBorders>
+              <w:top w:val="single" w:sz="1" w:space="0" w:color="000000"/>
+              <w:bottom w:val="single" w:sz="1" w:space="0" w:color="000000"/>
+              <w:left w:val="single" w:sz="1" w:space="0" w:color="000000"/>
+              <w:right w:val="single" w:sz="1" w:space="0" w:color="000000"/>
+            </w:tcBorders>
+          </w:tcPr>
+          <w:p>
+            <w:pPr>
+              <w:spacing w:lineRule="auto"/>
+            </w:pPr>
+            <w:r>
+              <w:rPr/>
+              <w:t xml:space="preserve">Horizonte</w:t>
+            </w:r>
+          </w:p>
+        </w:tc>
+        <w:tc>
+          <w:tcPr>
+            <w:tcBorders>
+              <w:top w:val="single" w:sz="1" w:space="0" w:color="000000"/>
+              <w:bottom w:val="single" w:sz="1" w:space="0" w:color="000000"/>
+              <w:left w:val="single" w:sz="1" w:space="0" w:color="000000"/>
+              <w:right w:val="single" w:sz="1" w:space="0" w:color="000000"/>
+            </w:tcBorders>
+          </w:tcPr>
+          <w:p>
+            <w:pPr>
+              <w:spacing w:lineRule="auto"/>
+            </w:pPr>
+            <w:r>
+              <w:rPr/>
+              <w:t xml:space="preserve">Qué</w:t>
+            </w:r>
+          </w:p>
+        </w:tc>
+        <w:tc>
+          <w:tcPr>
+            <w:tcBorders>
+              <w:top w:val="single" w:sz="1" w:space="0" w:color="000000"/>
+              <w:bottom w:val="single" w:sz="1" w:space="0" w:color="000000"/>
+              <w:left w:val="single" w:sz="1" w:space="0" w:color="000000"/>
+              <w:right w:val="single" w:sz="1" w:space="0" w:color="000000"/>
+            </w:tcBorders>
+          </w:tcPr>
+          <w:p>
+            <w:pPr>
+              <w:spacing w:lineRule="auto"/>
+            </w:pPr>
+            <w:r>
+              <w:rPr/>
+              <w:t xml:space="preserve">Por qué</w:t>
+            </w:r>
+          </w:p>
+        </w:tc>
+      </w:tr>
+      <w:tr>
+        <w:trPr/>
+        <w:tc>
+          <w:tcPr>
+            <w:tcBorders>
+              <w:top w:val="single" w:sz="1" w:space="0" w:color="000000"/>
+              <w:bottom w:val="single" w:sz="1" w:space="0" w:color="000000"/>
+              <w:left w:val="single" w:sz="1" w:space="0" w:color="000000"/>
+              <w:right w:val="single" w:sz="1" w:space="0" w:color="000000"/>
+            </w:tcBorders>
+          </w:tcPr>
+          <w:p>
+            <w:pPr>
+              <w:spacing w:lineRule="auto"/>
+            </w:pPr>
+            <w:r>
+              <w:rPr>
+                <w:b/>
+              </w:rPr>
+              <w:t xml:space="preserve">Ahora (MVP)</w:t>
+            </w:r>
+          </w:p>
+        </w:tc>
+        <w:tc>
+          <w:tcPr>
+            <w:tcBorders>
+              <w:top w:val="single" w:sz="1" w:space="0" w:color="000000"/>
+              <w:bottom w:val="single" w:sz="1" w:space="0" w:color="000000"/>
+              <w:left w:val="single" w:sz="1" w:space="0" w:color="000000"/>
+              <w:right w:val="single" w:sz="1" w:space="0" w:color="000000"/>
+            </w:tcBorders>
+          </w:tcPr>
+          <w:p>
+            <w:pPr>
+              <w:spacing w:lineRule="auto"/>
+            </w:pPr>
+            <w:r>
+              <w:rPr/>
+              <w:t xml:space="preserve">App propia Uber Truck en web → usuarios y viajes reales</w:t>
+            </w:r>
+          </w:p>
+        </w:tc>
+        <w:tc>
+          <w:tcPr>
+            <w:tcBorders>
+              <w:top w:val="single" w:sz="1" w:space="0" w:color="000000"/>
+              <w:bottom w:val="single" w:sz="1" w:space="0" w:color="000000"/>
+              <w:left w:val="single" w:sz="1" w:space="0" w:color="000000"/>
+              <w:right w:val="single" w:sz="1" w:space="0" w:color="000000"/>
+            </w:tcBorders>
+          </w:tcPr>
+          <w:p>
+            <w:pPr>
+              <w:spacing w:lineRule="auto"/>
+            </w:pPr>
+            <w:r>
+              <w:rPr/>
+              <w:t xml:space="preserve">Validar demanda, take rate y retención</w:t>
+            </w:r>
+          </w:p>
+        </w:tc>
+      </w:tr>
+      <w:tr>
+        <w:trPr/>
+        <w:tc>
+          <w:tcPr>
+            <w:tcBorders>
+              <w:top w:val="single" w:sz="1" w:space="0" w:color="000000"/>
+              <w:bottom w:val="single" w:sz="1" w:space="0" w:color="000000"/>
+              <w:left w:val="single" w:sz="1" w:space="0" w:color="000000"/>
+              <w:right w:val="single" w:sz="1" w:space="0" w:color="000000"/>
+            </w:tcBorders>
+          </w:tcPr>
+          <w:p>
+            <w:pPr>
+              <w:spacing w:lineRule="auto"/>
+            </w:pPr>
+            <w:r>
+              <w:rPr>
+                <w:b/>
+              </w:rPr>
+              <w:t xml:space="preserve">Después (con tracción)</w:t>
+            </w:r>
+          </w:p>
+        </w:tc>
+        <w:tc>
+          <w:tcPr>
+            <w:tcBorders>
+              <w:top w:val="single" w:sz="1" w:space="0" w:color="000000"/>
+              <w:bottom w:val="single" w:sz="1" w:space="0" w:color="000000"/>
+              <w:left w:val="single" w:sz="1" w:space="0" w:color="000000"/>
+              <w:right w:val="single" w:sz="1" w:space="0" w:color="000000"/>
+            </w:tcBorders>
+          </w:tcPr>
+          <w:p>
+            <w:pPr>
+              <w:spacing w:lineRule="auto"/>
+            </w:pPr>
+            <w:r>
+              <w:rPr/>
+              <w:t xml:space="preserve">Add-on / API integrable en plataformas grandes (movilidad, logística)</w:t>
+            </w:r>
+          </w:p>
+        </w:tc>
+        <w:tc>
+          <w:tcPr>
+            <w:tcBorders>
+              <w:top w:val="single" w:sz="1" w:space="0" w:color="000000"/>
+              <w:bottom w:val="single" w:sz="1" w:space="0" w:color="000000"/>
+              <w:left w:val="single" w:sz="1" w:space="0" w:color="000000"/>
+              <w:right w:val="single" w:sz="1" w:space="0" w:color="000000"/>
+            </w:tcBorders>
+          </w:tcPr>
+          <w:p>
+            <w:pPr>
+              <w:spacing w:lineRule="auto"/>
+            </w:pPr>
+            <w:r>
+              <w:rPr/>
+              <w:t xml:space="preserve">No competir de entrada; demostrar valor con datos y GMV</w:t>
+            </w:r>
+          </w:p>
+        </w:tc>
+      </w:tr>
+    </w:tbl>
+    <w:p>
+      <w:pPr>
+        <w:spacing w:lineRule="auto"/>
+      </w:pPr>
+      <w:r>
+        <w:rPr/>
+      </w:r>
+    </w:p>
+    <w:p>
+      <w:pPr>
+        <w:spacing w:lineRule="auto"/>
+      </w:pPr>
+      <w:r>
+        <w:rPr/>
+        <w:t xml:space="preserve">Todo el piloto (20 viajes, métricas, confianza) ocurre </w:t>
+      </w:r>
+      <w:r>
+        <w:rPr>
+          <w:b/>
+        </w:rPr>
+        <w:t xml:space="preserve">dentro de la app</w:t>
+      </w:r>
+      <w:r>
+        <w:rPr/>
+        <w:t xml:space="preserve">, no en WhatsApp ni planillas externas.</w:t>
+      </w:r>
+    </w:p>
+    <w:p>
+      <w:pPr>
+        <w:pStyle w:val="Heading2"/>
+        <w:spacing w:lineRule="auto"/>
+      </w:pPr>
+      <w:r>
+        <w:rPr/>
+        <w:t xml:space="preserve">3. Propuesta de valor</w:t>
+      </w:r>
+    </w:p>
+    <w:tbl>
+      <w:tblPr>
+        <w:tblBorders>
+          <w:top w:val="single" w:sz="2" w:space="0" w:color="000000"/>
+          <w:bottom w:val="single" w:sz="2" w:space="0" w:color="000000"/>
+          <w:left w:val="single" w:sz="2" w:space="0" w:color="000000"/>
+          <w:right w:val="single" w:sz="2" w:space="0" w:color="000000"/>
+        </w:tblBorders>
+        <w:tblCellSpacing w:w="0" w:type="dxa"/>
+        <w:tblCellMar>
+          <w:top w:type="dxa" w:w="80"/>
+          <w:bottom w:type="dxa" w:w="80"/>
+          <w:left w:type="dxa" w:w="160"/>
+          <w:right w:type="dxa" w:w="160"/>
+        </w:tblCellMar>
+        <w:jc w:val="center"/>
+      </w:tblPr>
+      <w:tblGrid>
+        <w:gridCol w:w="2880"/>
+        <w:gridCol w:w="2880"/>
+        <w:gridCol w:w="2880"/>
+      </w:tblGrid>
+      <w:tr>
+        <w:trPr/>
+        <w:tc>
+          <w:tcPr>
+            <w:tcBorders>
+              <w:top w:val="single" w:sz="1" w:space="0" w:color="000000"/>
+              <w:bottom w:val="single" w:sz="1" w:space="0" w:color="000000"/>
+              <w:left w:val="single" w:sz="1" w:space="0" w:color="000000"/>
+              <w:right w:val="single" w:sz="1" w:space="0" w:color="000000"/>
+            </w:tcBorders>
+          </w:tcPr>
+          <w:p>
+            <w:pPr>
+              <w:spacing w:lineRule="auto"/>
+            </w:pPr>
+            <w:r>
+              <w:rPr/>
+              <w:t xml:space="preserve">Cliente</w:t>
+            </w:r>
+          </w:p>
+        </w:tc>
+        <w:tc>
+          <w:tcPr>
+            <w:tcBorders>
+              <w:top w:val="single" w:sz="1" w:space="0" w:color="000000"/>
+              <w:bottom w:val="single" w:sz="1" w:space="0" w:color="000000"/>
+              <w:left w:val="single" w:sz="1" w:space="0" w:color="000000"/>
+              <w:right w:val="single" w:sz="1" w:space="0" w:color="000000"/>
+            </w:tcBorders>
+          </w:tcPr>
+          <w:p>
+            <w:pPr>
+              <w:spacing w:lineRule="auto"/>
+            </w:pPr>
+            <w:r>
+              <w:rPr/>
+              <w:t xml:space="preserve">Valor</w:t>
+            </w:r>
+          </w:p>
+        </w:tc>
+        <w:tc>
+          <w:tcPr>
+            <w:tcBorders>
+              <w:top w:val="single" w:sz="1" w:space="0" w:color="000000"/>
+              <w:bottom w:val="single" w:sz="1" w:space="0" w:color="000000"/>
+              <w:left w:val="single" w:sz="1" w:space="0" w:color="000000"/>
+              <w:right w:val="single" w:sz="1" w:space="0" w:color="000000"/>
+            </w:tcBorders>
+          </w:tcPr>
+          <w:p>
+            <w:pPr>
+              <w:spacing w:lineRule="auto"/>
+            </w:pPr>
+            <w:r>
+              <w:rPr/>
+              <w:t xml:space="preserve">Analogía Uber</w:t>
+            </w:r>
+          </w:p>
+        </w:tc>
+      </w:tr>
+      <w:tr>
+        <w:trPr/>
+        <w:tc>
+          <w:tcPr>
+            <w:tcBorders>
+              <w:top w:val="single" w:sz="1" w:space="0" w:color="000000"/>
+              <w:bottom w:val="single" w:sz="1" w:space="0" w:color="000000"/>
+              <w:left w:val="single" w:sz="1" w:space="0" w:color="000000"/>
+              <w:right w:val="single" w:sz="1" w:space="0" w:color="000000"/>
+            </w:tcBorders>
+          </w:tcPr>
+          <w:p>
+            <w:pPr>
+              <w:spacing w:lineRule="auto"/>
+            </w:pPr>
+            <w:r>
+              <w:rPr/>
+              <w:t xml:space="preserve">Transportista</w:t>
+            </w:r>
+          </w:p>
+        </w:tc>
+        <w:tc>
+          <w:tcPr>
+            <w:tcBorders>
+              <w:top w:val="single" w:sz="1" w:space="0" w:color="000000"/>
+              <w:bottom w:val="single" w:sz="1" w:space="0" w:color="000000"/>
+              <w:left w:val="single" w:sz="1" w:space="0" w:color="000000"/>
+              <w:right w:val="single" w:sz="1" w:space="0" w:color="000000"/>
+            </w:tcBorders>
+          </w:tcPr>
+          <w:p>
+            <w:pPr>
+              <w:spacing w:lineRule="auto"/>
+            </w:pPr>
+            <w:r>
+              <w:rPr/>
+              <w:t xml:space="preserve">Ingreso marginal en trayecto que ya pagaba fijo</w:t>
+            </w:r>
+          </w:p>
+        </w:tc>
+        <w:tc>
+          <w:tcPr>
+            <w:tcBorders>
+              <w:top w:val="single" w:sz="1" w:space="0" w:color="000000"/>
+              <w:bottom w:val="single" w:sz="1" w:space="0" w:color="000000"/>
+              <w:left w:val="single" w:sz="1" w:space="0" w:color="000000"/>
+              <w:right w:val="single" w:sz="1" w:space="0" w:color="000000"/>
+            </w:tcBorders>
+          </w:tcPr>
+          <w:p>
+            <w:pPr>
+              <w:spacing w:lineRule="auto"/>
+            </w:pPr>
+            <w:r>
+              <w:rPr/>
+              <w:t xml:space="preserve">Conductor aprovecha viaje planificado</w:t>
+            </w:r>
+          </w:p>
+        </w:tc>
+      </w:tr>
+      <w:tr>
+        <w:trPr/>
+        <w:tc>
+          <w:tcPr>
+            <w:tcBorders>
+              <w:top w:val="single" w:sz="1" w:space="0" w:color="000000"/>
+              <w:bottom w:val="single" w:sz="1" w:space="0" w:color="000000"/>
+              <w:left w:val="single" w:sz="1" w:space="0" w:color="000000"/>
+              <w:right w:val="single" w:sz="1" w:space="0" w:color="000000"/>
+            </w:tcBorders>
+          </w:tcPr>
+          <w:p>
+            <w:pPr>
+              <w:spacing w:lineRule="auto"/>
+            </w:pPr>
+            <w:r>
+              <w:rPr/>
+              <w:t xml:space="preserve">Embarcador PYME</w:t>
+            </w:r>
+          </w:p>
+        </w:tc>
+        <w:tc>
+          <w:tcPr>
+            <w:tcBorders>
+              <w:top w:val="single" w:sz="1" w:space="0" w:color="000000"/>
+              <w:bottom w:val="single" w:sz="1" w:space="0" w:color="000000"/>
+              <w:left w:val="single" w:sz="1" w:space="0" w:color="000000"/>
+              <w:right w:val="single" w:sz="1" w:space="0" w:color="000000"/>
+            </w:tcBorders>
+          </w:tcPr>
+          <w:p>
+            <w:pPr>
+              <w:spacing w:lineRule="auto"/>
+            </w:pPr>
+            <w:r>
+              <w:rPr/>
+              <w:t xml:space="preserve">Carga incidental rápida, sin corredor lento</w:t>
+            </w:r>
+          </w:p>
+        </w:tc>
+        <w:tc>
+          <w:tcPr>
+            <w:tcBorders>
+              <w:top w:val="single" w:sz="1" w:space="0" w:color="000000"/>
+              <w:bottom w:val="single" w:sz="1" w:space="0" w:color="000000"/>
+              <w:left w:val="single" w:sz="1" w:space="0" w:color="000000"/>
+              <w:right w:val="single" w:sz="1" w:space="0" w:color="000000"/>
+            </w:tcBorders>
+          </w:tcPr>
+          <w:p>
+            <w:pPr>
+              <w:spacing w:lineRule="auto"/>
+            </w:pPr>
+            <w:r>
+              <w:rPr/>
+              <w:t xml:space="preserve">Pasajero pide viaje al instante</w:t>
+            </w:r>
+          </w:p>
+        </w:tc>
+      </w:tr>
+      <w:tr>
+        <w:trPr/>
+        <w:tc>
+          <w:tcPr>
+            <w:tcBorders>
+              <w:top w:val="single" w:sz="1" w:space="0" w:color="000000"/>
+              <w:bottom w:val="single" w:sz="1" w:space="0" w:color="000000"/>
+              <w:left w:val="single" w:sz="1" w:space="0" w:color="000000"/>
+              <w:right w:val="single" w:sz="1" w:space="0" w:color="000000"/>
+            </w:tcBorders>
+          </w:tcPr>
+          <w:p>
+            <w:pPr>
+              <w:spacing w:lineRule="auto"/>
+            </w:pPr>
+            <w:r>
+              <w:rPr/>
+              <w:t xml:space="preserve">Ecosistema</w:t>
+            </w:r>
+          </w:p>
+        </w:tc>
+        <w:tc>
+          <w:tcPr>
+            <w:tcBorders>
+              <w:top w:val="single" w:sz="1" w:space="0" w:color="000000"/>
+              <w:bottom w:val="single" w:sz="1" w:space="0" w:color="000000"/>
+              <w:left w:val="single" w:sz="1" w:space="0" w:color="000000"/>
+              <w:right w:val="single" w:sz="1" w:space="0" w:color="000000"/>
+            </w:tcBorders>
+          </w:tcPr>
+          <w:p>
+            <w:pPr>
+              <w:spacing w:lineRule="auto"/>
+            </w:pPr>
+            <w:r>
+              <w:rPr/>
+              <w:t xml:space="preserve">Menos km vacíos, menor huella</w:t>
+            </w:r>
+          </w:p>
+        </w:tc>
+        <w:tc>
+          <w:tcPr>
+            <w:tcBorders>
+              <w:top w:val="single" w:sz="1" w:space="0" w:color="000000"/>
+              <w:bottom w:val="single" w:sz="1" w:space="0" w:color="000000"/>
+              <w:left w:val="single" w:sz="1" w:space="0" w:color="000000"/>
+              <w:right w:val="single" w:sz="1" w:space="0" w:color="000000"/>
+            </w:tcBorders>
+          </w:tcPr>
+          <w:p>
+            <w:pPr>
+              <w:spacing w:lineRule="auto"/>
+            </w:pPr>
+            <w:r>
+              <w:rPr/>
+              <w:t xml:space="preserve">Eficiencia de red</w:t>
+            </w:r>
+          </w:p>
+        </w:tc>
+      </w:tr>
+    </w:tbl>
+    <w:p>
+      <w:pPr>
+        <w:spacing w:lineRule="auto"/>
+      </w:pPr>
+      <w:r>
+        <w:rPr/>
+      </w:r>
+    </w:p>
+    <w:p>
+      <w:pPr>
+        <w:pStyle w:val="Heading2"/>
+        <w:spacing w:lineRule="auto"/>
+      </w:pPr>
+      <w:r>
+        <w:rPr/>
+        <w:t xml:space="preserve">4. Monetización</w:t>
+      </w:r>
+    </w:p>
+    <w:p>
+      <w:pPr>
+        <w:pStyle w:val="Heading3"/>
+        <w:spacing w:lineRule="auto"/>
+      </w:pPr>
+      <w:r>
+        <w:rPr/>
+        <w:t xml:space="preserve">Fase A — Take rate (MVP)</w:t>
+      </w:r>
+    </w:p>
+    <w:p>
+      <w:pPr>
+        <w:spacing w:lineRule="auto"/>
+      </w:pPr>
+      <w:r>
+        <w:rPr>
+          <w:b/>
+        </w:rPr>
+        <w:t xml:space="preserve">12–15%</w:t>
+      </w:r>
+      <w:r>
+        <w:rPr/>
+        <w:t xml:space="preserve"> sobre el flete acordado en la app. Ingreso incremental para el transportista; la comisión se justifica por match, estados, chat y reglas de cancelación.</w:t>
+      </w:r>
+    </w:p>
+    <w:p>
+      <w:pPr>
+        <w:pStyle w:val="Heading3"/>
+        <w:spacing w:lineRule="auto"/>
+      </w:pPr>
+      <w:r>
+        <w:rPr/>
+        <w:t xml:space="preserve">Fase B — Híbrido SaaS + transaccional</w:t>
+      </w:r>
+    </w:p>
+    <w:p>
+      <w:pPr>
+        <w:spacing w:lineRule="auto"/>
+      </w:pPr>
+      <w:r>
+        <w:rPr/>
+        <w:t xml:space="preserve">Suscripción para embarcadores frecuentes: historial, prioridad de match, reportes.</w:t>
+      </w:r>
+    </w:p>
+    <w:p>
+      <w:pPr>
+        <w:pStyle w:val="Heading3"/>
+        <w:spacing w:lineRule="auto"/>
+      </w:pPr>
+      <w:r>
+        <w:rPr/>
+        <w:t xml:space="preserve">Fase C — Datos y add-on B2B</w:t>
+      </w:r>
+    </w:p>
+    <w:p>
+      <w:pPr>
+        <w:spacing w:lineRule="auto"/>
+      </w:pPr>
+      <w:r>
+        <w:rPr/>
+        <w:t xml:space="preserve">Red de capacidad predictiva; módulo integrable para socios (API/widgets) con métricas agregadas anonimizadas.</w:t>
+      </w:r>
+    </w:p>
+    <w:p>
+      <w:pPr>
+        <w:pStyle w:val="Heading2"/>
+        <w:spacing w:lineRule="auto"/>
+      </w:pPr>
+      <w:r>
+        <w:rPr/>
+        <w:t xml:space="preserve">5. Ventaja competitiva</w:t>
+      </w:r>
+    </w:p>
+    <w:p>
+      <w:pPr>
+        <w:numPr>
+          <w:ilvl w:val="0"/>
+          <w:numId w:val="1"/>
+        </w:numPr>
+        <w:spacing w:lineRule="auto"/>
+      </w:pPr>
+      <w:r>
+        <w:rPr/>
+        <w:t xml:space="preserve">UX familiar (patrón Uber) → menor fricción de adopción.</w:t>
+      </w:r>
+    </w:p>
+    <w:p>
+      <w:pPr>
+        <w:numPr>
+          <w:ilvl w:val="0"/>
+          <w:numId w:val="1"/>
+        </w:numPr>
+        <w:spacing w:lineRule="auto"/>
+      </w:pPr>
+      <w:r>
+        <w:rPr/>
+        <w:t xml:space="preserve">Match por </w:t>
+      </w:r>
+      <w:r>
+        <w:rPr>
+          <w:b/>
+        </w:rPr>
+        <w:t xml:space="preserve">cubicación, corredor y tipo de carga</w:t>
+      </w:r>
+      <w:r>
+        <w:rPr/>
+        <w:t xml:space="preserve">, no solo listado de fletes.</w:t>
+      </w:r>
+    </w:p>
+    <w:p>
+      <w:pPr>
+        <w:numPr>
+          <w:ilvl w:val="0"/>
+          <w:numId w:val="1"/>
+        </w:numPr>
+        <w:spacing w:lineRule="auto"/>
+      </w:pPr>
+      <w:r>
+        <w:rPr/>
+        <w:t xml:space="preserve">Enfoque B2B Chile (nodo industrial, PYME) vs apps consumer genéricas.</w:t>
+      </w:r>
+    </w:p>
+    <w:p>
+      <w:pPr>
+        <w:pStyle w:val="Heading2"/>
+        <w:spacing w:lineRule="auto"/>
+      </w:pPr>
+      <w:r>
+        <w:rPr/>
+        <w:t xml:space="preserve">6. Confianza (LATAM)</w:t>
+      </w:r>
+    </w:p>
+    <w:p>
+      <w:pPr>
+        <w:numPr>
+          <w:ilvl w:val="0"/>
+          <w:numId w:val="2"/>
+        </w:numPr>
+        <w:spacing w:lineRule="auto"/>
+      </w:pPr>
+      <w:r>
+        <w:rPr>
+          <w:b/>
+        </w:rPr>
+        <w:t xml:space="preserve">En app (mayo 2026):</w:t>
+      </w:r>
+      <w:r>
+        <w:rPr/>
+        <w:t xml:space="preserve"> declaración de mercadería, valor referencial CLP, guía/folio, términos </w:t>
+      </w:r>
+      <w:r>
+        <w:rPr/>
+        <w:t xml:space="preserve">cargo-trust-v1</w:t>
+      </w:r>
+      <w:r>
+        <w:rPr/>
+        <w:t xml:space="preserve">, reporte de incidentes en viaje.</w:t>
+      </w:r>
+    </w:p>
+    <w:p>
+      <w:pPr>
+        <w:numPr>
+          <w:ilvl w:val="0"/>
+          <w:numId w:val="2"/>
+        </w:numPr>
+        <w:spacing w:lineRule="auto"/>
+      </w:pPr>
+      <w:r>
+        <w:rPr/>
+        <w:t xml:space="preserve">Plataforma como </w:t>
+      </w:r>
+      <w:r>
+        <w:rPr>
+          <w:b/>
+        </w:rPr>
+        <w:t xml:space="preserve">intermediario</w:t>
+      </w:r>
+      <w:r>
+        <w:rPr/>
+        <w:t xml:space="preserve"> — no transportista ni asegurador por defecto (</w:t>
+      </w:r>
+      <w:hyperlink r:id="rId9">
+        <w:r>
+          <w:rPr>
+            <w:rStyle w:val="Hyperlink"/>
+          </w:rPr>
+          <w:t xml:space="preserve">términos borrador</w:t>
+        </w:r>
+      </w:hyperlink>
+      <w:r>
+        <w:rPr/>
+        <w:t xml:space="preserve">).</w:t>
+      </w:r>
+    </w:p>
+    <w:p>
+      <w:pPr>
+        <w:numPr>
+          <w:ilvl w:val="0"/>
+          <w:numId w:val="2"/>
+        </w:numPr>
+        <w:spacing w:lineRule="auto"/>
+      </w:pPr>
+      <w:r>
+        <w:rPr/>
+        <w:t xml:space="preserve">KYC y datos de vehículo (fase piloto: revisión manual).</w:t>
+      </w:r>
+    </w:p>
+    <w:p>
+      <w:pPr>
+        <w:numPr>
+          <w:ilvl w:val="0"/>
+          <w:numId w:val="2"/>
+        </w:numPr>
+        <w:spacing w:lineRule="auto"/>
+      </w:pPr>
+      <w:r>
+        <w:rPr/>
+        <w:t xml:space="preserve">Microseguro por trayecto (InsurTech, fase 3); hoy flag «requiero seguro».</w:t>
+      </w:r>
+    </w:p>
+    <w:p>
+      <w:pPr>
+        <w:numPr>
+          <w:ilvl w:val="0"/>
+          <w:numId w:val="2"/>
+        </w:numPr>
+        <w:spacing w:lineRule="auto"/>
+      </w:pPr>
+      <w:r>
+        <w:rPr/>
+        <w:t xml:space="preserve">Reputación bidireccional y multas sugeridas con plazo.</w:t>
+      </w:r>
+    </w:p>
+    <w:p>
+      <w:pPr>
+        <w:numPr>
+          <w:ilvl w:val="0"/>
+          <w:numId w:val="2"/>
+        </w:numPr>
+        <w:spacing w:lineRule="auto"/>
+      </w:pPr>
+      <w:r>
+        <w:rPr/>
+        <w:t xml:space="preserve">Validación automática guía SII/DTE y subida PDF: post-piloto.</w:t>
+      </w:r>
+    </w:p>
+    <w:p>
+      <w:pPr>
+        <w:pStyle w:val="Heading2"/>
+        <w:spacing w:lineRule="auto"/>
+      </w:pPr>
+      <w:r>
+        <w:rPr/>
+        <w:t xml:space="preserve">7. KPIs piloto (en la app)</w:t>
+      </w:r>
+    </w:p>
+    <w:p>
+      <w:pPr>
+        <w:spacing w:lineRule="auto"/>
+      </w:pPr>
+      <w:r>
+        <w:rPr>
+          <w:b/>
+        </w:rPr>
+        <w:t xml:space="preserve">Corredor M2:</w:t>
+      </w:r>
+      <w:r>
+        <w:rPr/>
+        <w:t xml:space="preserve"> RM ↔ Valparaíso / San Antonio. Liquidez semanal: ≥3 cargas y ≥2 ofertas en el mismo corredor. Detalle: </w:t>
+      </w:r>
+      <w:hyperlink r:id="rId10">
+        <w:r>
+          <w:rPr>
+            <w:rStyle w:val="Hyperlink"/>
+          </w:rPr>
+          <w:t xml:space="preserve">Piloto M2 — KPIs y riesgos</w:t>
+        </w:r>
+      </w:hyperlink>
+      <w:r>
+        <w:rPr/>
+        <w:t xml:space="preserve">.</w:t>
+      </w:r>
+    </w:p>
+    <w:tbl>
+      <w:tblPr>
+        <w:tblBorders>
+          <w:top w:val="single" w:sz="2" w:space="0" w:color="000000"/>
+          <w:bottom w:val="single" w:sz="2" w:space="0" w:color="000000"/>
+          <w:left w:val="single" w:sz="2" w:space="0" w:color="000000"/>
+          <w:right w:val="single" w:sz="2" w:space="0" w:color="000000"/>
         </w:tblBorders>
         <w:tblCellSpacing w:w="0" w:type="dxa"/>
         <w:tblCellMar>
@@ -117,26 +982,26 @@
             </w:pPr>
             <w:r>
               <w:rPr/>
-              <w:t xml:space="preserve">Cliente</w:t>
-            </w:r>
-          </w:p>
-        </w:tc>
-        <w:tc>
-          <w:tcPr>
-            <w:tcBorders>
-              <w:top w:val="single" w:sz="1" w:space="0" w:color="000000"/>
-              <w:bottom w:val="single" w:sz="1" w:space="0" w:color="000000"/>
-              <w:left w:val="single" w:sz="1" w:space="0" w:color="000000"/>
-              <w:right w:val="single" w:sz="1" w:space="0" w:color="000000"/>
-            </w:tcBorders>
-          </w:tcPr>
-          <w:p>
-            <w:pPr>
-              <w:spacing w:lineRule="auto"/>
-            </w:pPr>
-            <w:r>
-              <w:rPr/>
-              <w:t xml:space="preserve">Valor</w:t>
+              <w:t xml:space="preserve">KPI</w:t>
+            </w:r>
+          </w:p>
+        </w:tc>
+        <w:tc>
+          <w:tcPr>
+            <w:tcBorders>
+              <w:top w:val="single" w:sz="1" w:space="0" w:color="000000"/>
+              <w:bottom w:val="single" w:sz="1" w:space="0" w:color="000000"/>
+              <w:left w:val="single" w:sz="1" w:space="0" w:color="000000"/>
+              <w:right w:val="single" w:sz="1" w:space="0" w:color="000000"/>
+            </w:tcBorders>
+          </w:tcPr>
+          <w:p>
+            <w:pPr>
+              <w:spacing w:lineRule="auto"/>
+            </w:pPr>
+            <w:r>
+              <w:rPr/>
+              <w:t xml:space="preserve">Meta</w:t>
             </w:r>
           </w:p>
         </w:tc>
@@ -158,26 +1023,26 @@
             </w:pPr>
             <w:r>
               <w:rPr/>
-              <w:t xml:space="preserve">Transportista</w:t>
-            </w:r>
-          </w:p>
-        </w:tc>
-        <w:tc>
-          <w:tcPr>
-            <w:tcBorders>
-              <w:top w:val="single" w:sz="1" w:space="0" w:color="000000"/>
-              <w:bottom w:val="single" w:sz="1" w:space="0" w:color="000000"/>
-              <w:left w:val="single" w:sz="1" w:space="0" w:color="000000"/>
-              <w:right w:val="single" w:sz="1" w:space="0" w:color="000000"/>
-            </w:tcBorders>
-          </w:tcPr>
-          <w:p>
-            <w:pPr>
-              <w:spacing w:lineRule="auto"/>
-            </w:pPr>
-            <w:r>
-              <w:rPr/>
-              <w:t xml:space="preserve">Ingreso incremental sobre trayecto que ya asumía costo fijo</w:t>
+              <w:t xml:space="preserve">Viajes completados en app (corredor)</w:t>
+            </w:r>
+          </w:p>
+        </w:tc>
+        <w:tc>
+          <w:tcPr>
+            <w:tcBorders>
+              <w:top w:val="single" w:sz="1" w:space="0" w:color="000000"/>
+              <w:bottom w:val="single" w:sz="1" w:space="0" w:color="000000"/>
+              <w:left w:val="single" w:sz="1" w:space="0" w:color="000000"/>
+              <w:right w:val="single" w:sz="1" w:space="0" w:color="000000"/>
+            </w:tcBorders>
+          </w:tcPr>
+          <w:p>
+            <w:pPr>
+              <w:spacing w:lineRule="auto"/>
+            </w:pPr>
+            <w:r>
+              <w:rPr/>
+              <w:t xml:space="preserve">20 (M2) → 100 (M4)</w:t>
             </w:r>
           </w:p>
         </w:tc>
@@ -199,26 +1064,26 @@
             </w:pPr>
             <w:r>
               <w:rPr/>
-              <w:t xml:space="preserve">Embarcador PYME</w:t>
-            </w:r>
-          </w:p>
-        </w:tc>
-        <w:tc>
-          <w:tcPr>
-            <w:tcBorders>
-              <w:top w:val="single" w:sz="1" w:space="0" w:color="000000"/>
-              <w:bottom w:val="single" w:sz="1" w:space="0" w:color="000000"/>
-              <w:left w:val="single" w:sz="1" w:space="0" w:color="000000"/>
-              <w:right w:val="single" w:sz="1" w:space="0" w:color="000000"/>
-            </w:tcBorders>
-          </w:tcPr>
-          <w:p>
-            <w:pPr>
-              <w:spacing w:lineRule="auto"/>
-            </w:pPr>
-            <w:r>
-              <w:rPr/>
-              <w:t xml:space="preserve">Velocidad, precio competitivo, sin fricción de corretaje tradicional</w:t>
+              <w:t xml:space="preserve">Match rate</w:t>
+            </w:r>
+          </w:p>
+        </w:tc>
+        <w:tc>
+          <w:tcPr>
+            <w:tcBorders>
+              <w:top w:val="single" w:sz="1" w:space="0" w:color="000000"/>
+              <w:bottom w:val="single" w:sz="1" w:space="0" w:color="000000"/>
+              <w:left w:val="single" w:sz="1" w:space="0" w:color="000000"/>
+              <w:right w:val="single" w:sz="1" w:space="0" w:color="000000"/>
+            </w:tcBorders>
+          </w:tcPr>
+          <w:p>
+            <w:pPr>
+              <w:spacing w:lineRule="auto"/>
+            </w:pPr>
+            <w:r>
+              <w:rPr/>
+              <w:t xml:space="preserve">≥ 60% (M2)</w:t>
             </w:r>
           </w:p>
         </w:tc>
@@ -240,317 +1105,26 @@
             </w:pPr>
             <w:r>
               <w:rPr/>
-              <w:t xml:space="preserve">Ecosistema</w:t>
-            </w:r>
-          </w:p>
-        </w:tc>
-        <w:tc>
-          <w:tcPr>
-            <w:tcBorders>
-              <w:top w:val="single" w:sz="1" w:space="0" w:color="000000"/>
-              <w:bottom w:val="single" w:sz="1" w:space="0" w:color="000000"/>
-              <w:left w:val="single" w:sz="1" w:space="0" w:color="000000"/>
-              <w:right w:val="single" w:sz="1" w:space="0" w:color="000000"/>
-            </w:tcBorders>
-          </w:tcPr>
-          <w:p>
-            <w:pPr>
-              <w:spacing w:lineRule="auto"/>
-            </w:pPr>
-            <w:r>
-              <w:rPr/>
-              <w:t xml:space="preserve">Menos km vacíos → menor huella y congestión</w:t>
-            </w:r>
-          </w:p>
-        </w:tc>
-      </w:tr>
-    </w:tbl>
-    <w:p>
-      <w:pPr>
-        <w:spacing w:lineRule="auto"/>
-      </w:pPr>
-      <w:r>
-        <w:rPr/>
-      </w:r>
-    </w:p>
-    <w:p>
-      <w:pPr>
-        <w:pStyle w:val="Heading2"/>
-        <w:spacing w:lineRule="auto"/>
-      </w:pPr>
-      <w:r>
-        <w:rPr/>
-        <w:t xml:space="preserve">3. Monetización evolutiva</w:t>
-      </w:r>
-    </w:p>
-    <w:p>
-      <w:pPr>
-        <w:pStyle w:val="Heading3"/>
-        <w:spacing w:lineRule="auto"/>
-      </w:pPr>
-      <w:r>
-        <w:rPr/>
-        <w:t xml:space="preserve">Fase 1 — Take rate transaccional</w:t>
-      </w:r>
-    </w:p>
-    <w:p>
-      <w:pPr>
-        <w:spacing w:lineRule="auto"/>
-      </w:pPr>
-      <w:r>
-        <w:rPr>
-          <w:b/>
-        </w:rPr>
-        <w:t xml:space="preserve">12–15%</w:t>
-      </w:r>
-      <w:r>
-        <w:rPr/>
-        <w:t xml:space="preserve"> sobre valor acordado del flete incidental. Tolerancia alta del transportista porque el ingreso es marginal puro.</w:t>
-      </w:r>
-    </w:p>
-    <w:p>
-      <w:pPr>
-        <w:pStyle w:val="Heading3"/>
-        <w:spacing w:lineRule="auto"/>
-      </w:pPr>
-      <w:r>
-        <w:rPr/>
-        <w:t xml:space="preserve">Fase 2 — Híbrido SaaS + transaccional</w:t>
-      </w:r>
-    </w:p>
-    <w:p>
-      <w:pPr>
-        <w:spacing w:lineRule="auto"/>
-      </w:pPr>
-      <w:r>
-        <w:rPr/>
-        <w:t xml:space="preserve">Suscripción para embarcadores frecuentes: dashboard, reportes huella de carbono mitigada, prioridad de asignación.</w:t>
-      </w:r>
-    </w:p>
-    <w:p>
-      <w:pPr>
-        <w:pStyle w:val="Heading3"/>
-        <w:spacing w:lineRule="auto"/>
-      </w:pPr>
-      <w:r>
-        <w:rPr/>
-        <w:t xml:space="preserve">Fase 3 — Activos de datos</w:t>
-      </w:r>
-    </w:p>
-    <w:p>
-      <w:pPr>
-        <w:spacing w:lineRule="auto"/>
-      </w:pPr>
-      <w:r>
-        <w:rPr/>
-        <w:t xml:space="preserve">Red de capacidad abierta predictiva; datos agregados anonimizados de flujos logísticos (B2B data product).</w:t>
-      </w:r>
-    </w:p>
-    <w:p>
-      <w:pPr>
-        <w:pStyle w:val="Heading2"/>
-        <w:spacing w:lineRule="auto"/>
-      </w:pPr>
-      <w:r>
-        <w:rPr/>
-        <w:t xml:space="preserve">4. Ventaja competitiva</w:t>
-      </w:r>
-    </w:p>
-    <w:p>
-      <w:pPr>
-        <w:numPr>
-          <w:ilvl w:val="0"/>
-          <w:numId w:val="1"/>
-        </w:numPr>
-        <w:spacing w:lineRule="auto"/>
-      </w:pPr>
-      <w:r>
-        <w:rPr/>
-        <w:t xml:space="preserve">Enfoque en </w:t>
-      </w:r>
-      <w:r>
-        <w:rPr>
-          <w:b/>
-        </w:rPr>
-        <w:t xml:space="preserve">cubicación y compatibilidad técnica</w:t>
-      </w:r>
-      <w:r>
-        <w:rPr/>
-        <w:t xml:space="preserve">, no solo listing de fletes.</w:t>
-      </w:r>
-    </w:p>
-    <w:p>
-      <w:pPr>
-        <w:numPr>
-          <w:ilvl w:val="0"/>
-          <w:numId w:val="1"/>
-        </w:numPr>
-        <w:spacing w:lineRule="auto"/>
-      </w:pPr>
-      <w:r>
-        <w:rPr/>
-        <w:t xml:space="preserve">Consolidación LTL y dynamic pricing (mediano plazo).</w:t>
-      </w:r>
-    </w:p>
-    <w:p>
-      <w:pPr>
-        <w:numPr>
-          <w:ilvl w:val="0"/>
-          <w:numId w:val="1"/>
-        </w:numPr>
-        <w:spacing w:lineRule="auto"/>
-      </w:pPr>
-      <w:r>
-        <w:rPr/>
-        <w:t xml:space="preserve">Escalabilidad B2B superior vs apps consumer genéricas.</w:t>
-      </w:r>
-    </w:p>
-    <w:p>
-      <w:pPr>
-        <w:pStyle w:val="Heading2"/>
-        <w:spacing w:lineRule="auto"/>
-      </w:pPr>
-      <w:r>
-        <w:rPr/>
-        <w:t xml:space="preserve">5. Mitigación riesgos LATAM</w:t>
-      </w:r>
-    </w:p>
-    <w:p>
-      <w:pPr>
-        <w:numPr>
-          <w:ilvl w:val="0"/>
-          <w:numId w:val="2"/>
-        </w:numPr>
-        <w:spacing w:lineRule="auto"/>
-      </w:pPr>
-      <w:r>
-        <w:rPr/>
-        <w:t xml:space="preserve">Microseguros por trayecto (InsurTech).</w:t>
-      </w:r>
-    </w:p>
-    <w:p>
-      <w:pPr>
-        <w:numPr>
-          <w:ilvl w:val="0"/>
-          <w:numId w:val="2"/>
-        </w:numPr>
-        <w:spacing w:lineRule="auto"/>
-      </w:pPr>
-      <w:r>
-        <w:rPr/>
-        <w:t xml:space="preserve">KYC + validación licencia y revisión técnica.</w:t>
-      </w:r>
-    </w:p>
-    <w:p>
-      <w:pPr>
-        <w:numPr>
-          <w:ilvl w:val="0"/>
-          <w:numId w:val="2"/>
-        </w:numPr>
-        <w:spacing w:lineRule="auto"/>
-      </w:pPr>
-      <w:r>
-        <w:rPr/>
-        <w:t xml:space="preserve">Reputación bidireccional (incluye tiempos de espera en planta).</w:t>
-      </w:r>
-    </w:p>
-    <w:p>
-      <w:pPr>
-        <w:pStyle w:val="Heading2"/>
-        <w:spacing w:lineRule="auto"/>
-      </w:pPr>
-      <w:r>
-        <w:rPr/>
-        <w:t xml:space="preserve">6. Comparativa portafolio</w:t>
-      </w:r>
-    </w:p>
-    <w:p>
-      <w:pPr>
-        <w:spacing w:lineRule="auto"/>
-      </w:pPr>
-      <w:r>
-        <w:rPr/>
-        <w:t xml:space="preserve">Vs. Chanchi (copiloto financiero): Uber Truck presenta mayor potencial de </w:t>
-      </w:r>
-      <w:r>
-        <w:rPr>
-          <w:b/>
-        </w:rPr>
-        <w:t xml:space="preserve">escala B2B inmediata</w:t>
-      </w:r>
-      <w:r>
-        <w:rPr/>
-        <w:t xml:space="preserve"> y dolor económico regional explícito (miles de millones USD en ineficiencia de retorno).</w:t>
-      </w:r>
-    </w:p>
-    <w:p>
-      <w:pPr>
-        <w:pStyle w:val="Heading2"/>
-        <w:spacing w:lineRule="auto"/>
-      </w:pPr>
-      <w:r>
-        <w:rPr/>
-        <w:t xml:space="preserve">7. KPIs negocio piloto</w:t>
-      </w:r>
-    </w:p>
-    <w:tbl>
-      <w:tblPr>
-        <w:tblBorders>
-          <w:top w:val="single" w:sz="1" w:space="0" w:color="000000"/>
-          <w:bottom w:val="single" w:sz="1" w:space="0" w:color="000000"/>
-          <w:left w:val="single" w:sz="1" w:space="0" w:color="000000"/>
-          <w:right w:val="single" w:sz="1" w:space="0" w:color="000000"/>
-        </w:tblBorders>
-        <w:tblCellSpacing w:w="0" w:type="dxa"/>
-        <w:tblCellMar>
-          <w:top w:type="dxa" w:w="80"/>
-          <w:bottom w:type="dxa" w:w="80"/>
-          <w:left w:type="dxa" w:w="160"/>
-          <w:right w:type="dxa" w:w="160"/>
-        </w:tblCellMar>
-        <w:jc w:val="center"/>
-      </w:tblPr>
-      <w:tblGrid>
-        <w:gridCol w:w="4320"/>
-        <w:gridCol w:w="4320"/>
-      </w:tblGrid>
-      <w:tr>
-        <w:trPr/>
-        <w:tc>
-          <w:tcPr>
-            <w:tcBorders>
-              <w:top w:val="single" w:sz="1" w:space="0" w:color="000000"/>
-              <w:bottom w:val="single" w:sz="1" w:space="0" w:color="000000"/>
-              <w:left w:val="single" w:sz="1" w:space="0" w:color="000000"/>
-              <w:right w:val="single" w:sz="1" w:space="0" w:color="000000"/>
-            </w:tcBorders>
-          </w:tcPr>
-          <w:p>
-            <w:pPr>
-              <w:spacing w:lineRule="auto"/>
-            </w:pPr>
-            <w:r>
-              <w:rPr/>
-              <w:t xml:space="preserve">KPI</w:t>
-            </w:r>
-          </w:p>
-        </w:tc>
-        <w:tc>
-          <w:tcPr>
-            <w:tcBorders>
-              <w:top w:val="single" w:sz="1" w:space="0" w:color="000000"/>
-              <w:bottom w:val="single" w:sz="1" w:space="0" w:color="000000"/>
-              <w:left w:val="single" w:sz="1" w:space="0" w:color="000000"/>
-              <w:right w:val="single" w:sz="1" w:space="0" w:color="000000"/>
-            </w:tcBorders>
-          </w:tcPr>
-          <w:p>
-            <w:pPr>
-              <w:spacing w:lineRule="auto"/>
-            </w:pPr>
-            <w:r>
-              <w:rPr/>
-              <w:t xml:space="preserve">Meta</w:t>
+              <w:t xml:space="preserve">Take rate efectivo</w:t>
+            </w:r>
+          </w:p>
+        </w:tc>
+        <w:tc>
+          <w:tcPr>
+            <w:tcBorders>
+              <w:top w:val="single" w:sz="1" w:space="0" w:color="000000"/>
+              <w:bottom w:val="single" w:sz="1" w:space="0" w:color="000000"/>
+              <w:left w:val="single" w:sz="1" w:space="0" w:color="000000"/>
+              <w:right w:val="single" w:sz="1" w:space="0" w:color="000000"/>
+            </w:tcBorders>
+          </w:tcPr>
+          <w:p>
+            <w:pPr>
+              <w:spacing w:lineRule="auto"/>
+            </w:pPr>
+            <w:r>
+              <w:rPr/>
+              <w:t xml:space="preserve">12–15%</w:t>
             </w:r>
           </w:p>
         </w:tc>
@@ -572,26 +1146,26 @@
             </w:pPr>
             <w:r>
               <w:rPr/>
-              <w:t xml:space="preserve">GMV fletes piloto</w:t>
-            </w:r>
-          </w:p>
-        </w:tc>
-        <w:tc>
-          <w:tcPr>
-            <w:tcBorders>
-              <w:top w:val="single" w:sz="1" w:space="0" w:color="000000"/>
-              <w:bottom w:val="single" w:sz="1" w:space="0" w:color="000000"/>
-              <w:left w:val="single" w:sz="1" w:space="0" w:color="000000"/>
-              <w:right w:val="single" w:sz="1" w:space="0" w:color="000000"/>
-            </w:tcBorders>
-          </w:tcPr>
-          <w:p>
-            <w:pPr>
-              <w:spacing w:lineRule="auto"/>
-            </w:pPr>
-            <w:r>
-              <w:rPr/>
-              <w:t xml:space="preserve">Definir post entrevistas</w:t>
+              <w:t xml:space="preserve">Tiempo publicación → match</w:t>
+            </w:r>
+          </w:p>
+        </w:tc>
+        <w:tc>
+          <w:tcPr>
+            <w:tcBorders>
+              <w:top w:val="single" w:sz="1" w:space="0" w:color="000000"/>
+              <w:bottom w:val="single" w:sz="1" w:space="0" w:color="000000"/>
+              <w:left w:val="single" w:sz="1" w:space="0" w:color="000000"/>
+              <w:right w:val="single" w:sz="1" w:space="0" w:color="000000"/>
+            </w:tcBorders>
+          </w:tcPr>
+          <w:p>
+            <w:pPr>
+              <w:spacing w:lineRule="auto"/>
+            </w:pPr>
+            <w:r>
+              <w:rPr/>
+              <w:t xml:space="preserve">&lt; 4 h mediana (M2)</w:t>
             </w:r>
           </w:p>
         </w:tc>
@@ -613,26 +1187,26 @@
             </w:pPr>
             <w:r>
               <w:rPr/>
-              <w:t xml:space="preserve">Take rate efectivo</w:t>
-            </w:r>
-          </w:p>
-        </w:tc>
-        <w:tc>
-          <w:tcPr>
-            <w:tcBorders>
-              <w:top w:val="single" w:sz="1" w:space="0" w:color="000000"/>
-              <w:bottom w:val="single" w:sz="1" w:space="0" w:color="000000"/>
-              <w:left w:val="single" w:sz="1" w:space="0" w:color="000000"/>
-              <w:right w:val="single" w:sz="1" w:space="0" w:color="000000"/>
-            </w:tcBorders>
-          </w:tcPr>
-          <w:p>
-            <w:pPr>
-              <w:spacing w:lineRule="auto"/>
-            </w:pPr>
-            <w:r>
-              <w:rPr/>
-              <w:t xml:space="preserve">12–15%</w:t>
+              <w:t xml:space="preserve">Cancelación post-asignación</w:t>
+            </w:r>
+          </w:p>
+        </w:tc>
+        <w:tc>
+          <w:tcPr>
+            <w:tcBorders>
+              <w:top w:val="single" w:sz="1" w:space="0" w:color="000000"/>
+              <w:bottom w:val="single" w:sz="1" w:space="0" w:color="000000"/>
+              <w:left w:val="single" w:sz="1" w:space="0" w:color="000000"/>
+              <w:right w:val="single" w:sz="1" w:space="0" w:color="000000"/>
+            </w:tcBorders>
+          </w:tcPr>
+          <w:p>
+            <w:pPr>
+              <w:spacing w:lineRule="auto"/>
+            </w:pPr>
+            <w:r>
+              <w:rPr/>
+              <w:t xml:space="preserve">&lt; 10%</w:t>
             </w:r>
           </w:p>
         </w:tc>
@@ -654,67 +1228,26 @@
             </w:pPr>
             <w:r>
               <w:rPr/>
-              <w:t xml:space="preserve">Viajes / mes activos</w:t>
-            </w:r>
-          </w:p>
-        </w:tc>
-        <w:tc>
-          <w:tcPr>
-            <w:tcBorders>
-              <w:top w:val="single" w:sz="1" w:space="0" w:color="000000"/>
-              <w:bottom w:val="single" w:sz="1" w:space="0" w:color="000000"/>
-              <w:left w:val="single" w:sz="1" w:space="0" w:color="000000"/>
-              <w:right w:val="single" w:sz="1" w:space="0" w:color="000000"/>
-            </w:tcBorders>
-          </w:tcPr>
-          <w:p>
-            <w:pPr>
-              <w:spacing w:lineRule="auto"/>
-            </w:pPr>
-            <w:r>
-              <w:rPr/>
-              <w:t xml:space="preserve">20 (M2) → 100 (M4)</w:t>
-            </w:r>
-          </w:p>
-        </w:tc>
-      </w:tr>
-      <w:tr>
-        <w:trPr/>
-        <w:tc>
-          <w:tcPr>
-            <w:tcBorders>
-              <w:top w:val="single" w:sz="1" w:space="0" w:color="000000"/>
-              <w:bottom w:val="single" w:sz="1" w:space="0" w:color="000000"/>
-              <w:left w:val="single" w:sz="1" w:space="0" w:color="000000"/>
-              <w:right w:val="single" w:sz="1" w:space="0" w:color="000000"/>
-            </w:tcBorders>
-          </w:tcPr>
-          <w:p>
-            <w:pPr>
-              <w:spacing w:lineRule="auto"/>
-            </w:pPr>
-            <w:r>
-              <w:rPr/>
-              <w:t xml:space="preserve">CAC payback</w:t>
-            </w:r>
-          </w:p>
-        </w:tc>
-        <w:tc>
-          <w:tcPr>
-            <w:tcBorders>
-              <w:top w:val="single" w:sz="1" w:space="0" w:color="000000"/>
-              <w:bottom w:val="single" w:sz="1" w:space="0" w:color="000000"/>
-              <w:left w:val="single" w:sz="1" w:space="0" w:color="000000"/>
-              <w:right w:val="single" w:sz="1" w:space="0" w:color="000000"/>
-            </w:tcBorders>
-          </w:tcPr>
-          <w:p>
-            <w:pPr>
-              <w:spacing w:lineRule="auto"/>
-            </w:pPr>
-            <w:r>
-              <w:rPr/>
-              <w:t xml:space="preserve">&lt; 3 viajes por lado</w:t>
+              <w:t xml:space="preserve">NPS transportista / embarcador</w:t>
+            </w:r>
+          </w:p>
+        </w:tc>
+        <w:tc>
+          <w:tcPr>
+            <w:tcBorders>
+              <w:top w:val="single" w:sz="1" w:space="0" w:color="000000"/>
+              <w:bottom w:val="single" w:sz="1" w:space="0" w:color="000000"/>
+              <w:left w:val="single" w:sz="1" w:space="0" w:color="000000"/>
+              <w:right w:val="single" w:sz="1" w:space="0" w:color="000000"/>
+            </w:tcBorders>
+          </w:tcPr>
+          <w:p>
+            <w:pPr>
+              <w:spacing w:lineRule="auto"/>
+            </w:pPr>
+            <w:r>
+              <w:rPr/>
+              <w:t xml:space="preserve">≥ 7 (M2) → ≥ 8 (M4)</w:t>
             </w:r>
           </w:p>
         </w:tc>
@@ -726,6 +1259,58 @@
       </w:pPr>
       <w:r>
         <w:rPr/>
+      </w:r>
+    </w:p>
+    <w:p>
+      <w:pPr>
+        <w:pStyle w:val="Heading2"/>
+        <w:spacing w:lineRule="auto"/>
+      </w:pPr>
+      <w:r>
+        <w:rPr/>
+        <w:t xml:space="preserve">8. Relación con otros documentos</w:t>
+      </w:r>
+    </w:p>
+    <w:p>
+      <w:pPr>
+        <w:spacing w:lineRule="auto"/>
+      </w:pPr>
+      <w:r>
+        <w:rPr/>
+        <w:t xml:space="preserve">Journey detallado: </w:t>
+      </w:r>
+      <w:hyperlink r:id="rId11">
+        <w:r>
+          <w:rPr>
+            <w:rStyle w:val="Hyperlink"/>
+          </w:rPr>
+          <w:t xml:space="preserve">Journey-Usuario-Uber-Truck.html</w:t>
+        </w:r>
+      </w:hyperlink>
+      <w:r>
+        <w:rPr/>
+        <w:t xml:space="preserve">. Arquitectura, Gantt y roadmap: </w:t>
+      </w:r>
+      <w:hyperlink r:id="rId12">
+        <w:r>
+          <w:rPr>
+            <w:rStyle w:val="Hyperlink"/>
+          </w:rPr>
+          <w:t xml:space="preserve">Memoria-tecnica-Uber-Truck.html</w:t>
+        </w:r>
+      </w:hyperlink>
+      <w:r>
+        <w:rPr/>
+        <w:t xml:space="preserve">.</w:t>
+      </w:r>
+    </w:p>
+    <w:p>
+      <w:pPr>
+        <w:spacing w:lineRule="auto"/>
+      </w:pPr>
+      <w:r>
+        <w:rPr/>
+        <w:t xml:space="preserve">Fin del documento — v2.1 · confianza/carga en app · visión add-on futura.</w:t>
       </w:r>
     </w:p>
   </w:body>

--- a/docs/Modelo-Negocio-Uber-Truck.docx
+++ b/docs/Modelo-Negocio-Uber-Truck.docx
@@ -51,14 +51,14 @@
       </w:r>
       <w:r>
         <w:rPr/>
-        <w:t xml:space="preserve"> 2.1 · mayo 2026 · Complementa </w:t>
+        <w:t xml:space="preserve"> 2.3 · 25 may 2026 · Complementa </w:t>
       </w:r>
       <w:hyperlink r:id="rId6">
         <w:r>
           <w:rPr>
             <w:rStyle w:val="Hyperlink"/>
           </w:rPr>
-          <w:t xml:space="preserve">memoria técnica</w:t>
+          <w:t xml:space="preserve">memoria técnica v4.1</w:t>
         </w:r>
       </w:hyperlink>
     </w:p>
@@ -668,7 +668,333 @@
       </w:pPr>
       <w:r>
         <w:rPr/>
-        <w:t xml:space="preserve">Fase A — Take rate (MVP)</w:t>
+        <w:t xml:space="preserve">Fase A — Take rate dual (MVP — diseño cerrado may 2026)</w:t>
+      </w:r>
+    </w:p>
+    <w:tbl>
+      <w:tblPr>
+        <w:tblBorders>
+          <w:top w:val="single" w:sz="2" w:space="0" w:color="000000"/>
+          <w:bottom w:val="single" w:sz="2" w:space="0" w:color="000000"/>
+          <w:left w:val="single" w:sz="2" w:space="0" w:color="000000"/>
+          <w:right w:val="single" w:sz="2" w:space="0" w:color="000000"/>
+        </w:tblBorders>
+        <w:tblCellSpacing w:w="0" w:type="dxa"/>
+        <w:tblCellMar>
+          <w:top w:type="dxa" w:w="80"/>
+          <w:bottom w:type="dxa" w:w="80"/>
+          <w:left w:type="dxa" w:w="160"/>
+          <w:right w:type="dxa" w:w="160"/>
+        </w:tblCellMar>
+        <w:jc w:val="center"/>
+      </w:tblPr>
+      <w:tblGrid>
+        <w:gridCol w:w="2880"/>
+        <w:gridCol w:w="2880"/>
+        <w:gridCol w:w="2880"/>
+      </w:tblGrid>
+      <w:tr>
+        <w:trPr/>
+        <w:tc>
+          <w:tcPr>
+            <w:tcBorders>
+              <w:top w:val="single" w:sz="1" w:space="0" w:color="000000"/>
+              <w:bottom w:val="single" w:sz="1" w:space="0" w:color="000000"/>
+              <w:left w:val="single" w:sz="1" w:space="0" w:color="000000"/>
+              <w:right w:val="single" w:sz="1" w:space="0" w:color="000000"/>
+            </w:tcBorders>
+          </w:tcPr>
+          <w:p>
+            <w:pPr>
+              <w:spacing w:lineRule="auto"/>
+            </w:pPr>
+            <w:r>
+              <w:rPr/>
+              <w:t xml:space="preserve">Rol</w:t>
+            </w:r>
+          </w:p>
+        </w:tc>
+        <w:tc>
+          <w:tcPr>
+            <w:tcBorders>
+              <w:top w:val="single" w:sz="1" w:space="0" w:color="000000"/>
+              <w:bottom w:val="single" w:sz="1" w:space="0" w:color="000000"/>
+              <w:left w:val="single" w:sz="1" w:space="0" w:color="000000"/>
+              <w:right w:val="single" w:sz="1" w:space="0" w:color="000000"/>
+            </w:tcBorders>
+          </w:tcPr>
+          <w:p>
+            <w:pPr>
+              <w:spacing w:lineRule="auto"/>
+            </w:pPr>
+            <w:r>
+              <w:rPr/>
+              <w:t xml:space="preserve">Comisión</w:t>
+            </w:r>
+          </w:p>
+        </w:tc>
+        <w:tc>
+          <w:tcPr>
+            <w:tcBorders>
+              <w:top w:val="single" w:sz="1" w:space="0" w:color="000000"/>
+              <w:bottom w:val="single" w:sz="1" w:space="0" w:color="000000"/>
+              <w:left w:val="single" w:sz="1" w:space="0" w:color="000000"/>
+              <w:right w:val="single" w:sz="1" w:space="0" w:color="000000"/>
+            </w:tcBorders>
+          </w:tcPr>
+          <w:p>
+            <w:pPr>
+              <w:spacing w:lineRule="auto"/>
+            </w:pPr>
+            <w:r>
+              <w:rPr/>
+              <w:t xml:space="preserve">Visibilidad</w:t>
+            </w:r>
+          </w:p>
+        </w:tc>
+      </w:tr>
+      <w:tr>
+        <w:trPr/>
+        <w:tc>
+          <w:tcPr>
+            <w:tcBorders>
+              <w:top w:val="single" w:sz="1" w:space="0" w:color="000000"/>
+              <w:bottom w:val="single" w:sz="1" w:space="0" w:color="000000"/>
+              <w:left w:val="single" w:sz="1" w:space="0" w:color="000000"/>
+              <w:right w:val="single" w:sz="1" w:space="0" w:color="000000"/>
+            </w:tcBorders>
+          </w:tcPr>
+          <w:p>
+            <w:pPr>
+              <w:spacing w:lineRule="auto"/>
+            </w:pPr>
+            <w:r>
+              <w:rPr/>
+              <w:t xml:space="preserve">Embarcador</w:t>
+            </w:r>
+          </w:p>
+        </w:tc>
+        <w:tc>
+          <w:tcPr>
+            <w:tcBorders>
+              <w:top w:val="single" w:sz="1" w:space="0" w:color="000000"/>
+              <w:bottom w:val="single" w:sz="1" w:space="0" w:color="000000"/>
+              <w:left w:val="single" w:sz="1" w:space="0" w:color="000000"/>
+              <w:right w:val="single" w:sz="1" w:space="0" w:color="000000"/>
+            </w:tcBorders>
+          </w:tcPr>
+          <w:p>
+            <w:pPr>
+              <w:spacing w:lineRule="auto"/>
+            </w:pPr>
+            <w:r>
+              <w:rPr>
+                <w:b/>
+              </w:rPr>
+              <w:t xml:space="preserve">10%</w:t>
+            </w:r>
+          </w:p>
+          <w:p>
+            <w:pPr>
+              <w:spacing w:lineRule="auto"/>
+            </w:pPr>
+            <w:r>
+              <w:rPr/>
+              <w:t xml:space="preserve"> «Servicio Cubik» sobre </w:t>
+            </w:r>
+          </w:p>
+          <w:p>
+            <w:pPr>
+              <w:spacing w:lineRule="auto"/>
+            </w:pPr>
+            <w:r>
+              <w:rPr>
+                <w:highlight w:val="lightGray"/>
+              </w:rPr>
+              <w:t xml:space="preserve">agreed_price_clp</w:t>
+            </w:r>
+          </w:p>
+        </w:tc>
+        <w:tc>
+          <w:tcPr>
+            <w:tcBorders>
+              <w:top w:val="single" w:sz="1" w:space="0" w:color="000000"/>
+              <w:bottom w:val="single" w:sz="1" w:space="0" w:color="000000"/>
+              <w:left w:val="single" w:sz="1" w:space="0" w:color="000000"/>
+              <w:right w:val="single" w:sz="1" w:space="0" w:color="000000"/>
+            </w:tcBorders>
+          </w:tcPr>
+          <w:p>
+            <w:pPr>
+              <w:spacing w:lineRule="auto"/>
+            </w:pPr>
+            <w:r>
+              <w:rPr/>
+              <w:t xml:space="preserve">Solo ve su 10%; no ve el 5% del transportista</w:t>
+            </w:r>
+          </w:p>
+        </w:tc>
+      </w:tr>
+      <w:tr>
+        <w:trPr/>
+        <w:tc>
+          <w:tcPr>
+            <w:tcBorders>
+              <w:top w:val="single" w:sz="1" w:space="0" w:color="000000"/>
+              <w:bottom w:val="single" w:sz="1" w:space="0" w:color="000000"/>
+              <w:left w:val="single" w:sz="1" w:space="0" w:color="000000"/>
+              <w:right w:val="single" w:sz="1" w:space="0" w:color="000000"/>
+            </w:tcBorders>
+          </w:tcPr>
+          <w:p>
+            <w:pPr>
+              <w:spacing w:lineRule="auto"/>
+            </w:pPr>
+            <w:r>
+              <w:rPr/>
+              <w:t xml:space="preserve">Transportista</w:t>
+            </w:r>
+          </w:p>
+        </w:tc>
+        <w:tc>
+          <w:tcPr>
+            <w:tcBorders>
+              <w:top w:val="single" w:sz="1" w:space="0" w:color="000000"/>
+              <w:bottom w:val="single" w:sz="1" w:space="0" w:color="000000"/>
+              <w:left w:val="single" w:sz="1" w:space="0" w:color="000000"/>
+              <w:right w:val="single" w:sz="1" w:space="0" w:color="000000"/>
+            </w:tcBorders>
+          </w:tcPr>
+          <w:p>
+            <w:pPr>
+              <w:spacing w:lineRule="auto"/>
+            </w:pPr>
+            <w:r>
+              <w:rPr>
+                <w:b/>
+              </w:rPr>
+              <w:t xml:space="preserve">5%</w:t>
+            </w:r>
+          </w:p>
+          <w:p>
+            <w:pPr>
+              <w:spacing w:lineRule="auto"/>
+            </w:pPr>
+            <w:r>
+              <w:rPr/>
+              <w:t xml:space="preserve"> comisión sobre </w:t>
+            </w:r>
+          </w:p>
+          <w:p>
+            <w:pPr>
+              <w:spacing w:lineRule="auto"/>
+            </w:pPr>
+            <w:r>
+              <w:rPr>
+                <w:highlight w:val="lightGray"/>
+              </w:rPr>
+              <w:t xml:space="preserve">agreed_price_clp</w:t>
+            </w:r>
+          </w:p>
+        </w:tc>
+        <w:tc>
+          <w:tcPr>
+            <w:tcBorders>
+              <w:top w:val="single" w:sz="1" w:space="0" w:color="000000"/>
+              <w:bottom w:val="single" w:sz="1" w:space="0" w:color="000000"/>
+              <w:left w:val="single" w:sz="1" w:space="0" w:color="000000"/>
+              <w:right w:val="single" w:sz="1" w:space="0" w:color="000000"/>
+            </w:tcBorders>
+          </w:tcPr>
+          <w:p>
+            <w:pPr>
+              <w:spacing w:lineRule="auto"/>
+            </w:pPr>
+            <w:r>
+              <w:rPr/>
+              <w:t xml:space="preserve">Solo ve su 5%; no ve el 10% del embarcador</w:t>
+            </w:r>
+          </w:p>
+        </w:tc>
+      </w:tr>
+      <w:tr>
+        <w:trPr/>
+        <w:tc>
+          <w:tcPr>
+            <w:tcBorders>
+              <w:top w:val="single" w:sz="1" w:space="0" w:color="000000"/>
+              <w:bottom w:val="single" w:sz="1" w:space="0" w:color="000000"/>
+              <w:left w:val="single" w:sz="1" w:space="0" w:color="000000"/>
+              <w:right w:val="single" w:sz="1" w:space="0" w:color="000000"/>
+            </w:tcBorders>
+          </w:tcPr>
+          <w:p>
+            <w:pPr>
+              <w:spacing w:lineRule="auto"/>
+            </w:pPr>
+            <w:r>
+              <w:rPr/>
+              <w:t xml:space="preserve">Plataforma</w:t>
+            </w:r>
+          </w:p>
+        </w:tc>
+        <w:tc>
+          <w:tcPr>
+            <w:tcBorders>
+              <w:top w:val="single" w:sz="1" w:space="0" w:color="000000"/>
+              <w:bottom w:val="single" w:sz="1" w:space="0" w:color="000000"/>
+              <w:left w:val="single" w:sz="1" w:space="0" w:color="000000"/>
+              <w:right w:val="single" w:sz="1" w:space="0" w:color="000000"/>
+            </w:tcBorders>
+          </w:tcPr>
+          <w:p>
+            <w:pPr>
+              <w:spacing w:lineRule="auto"/>
+            </w:pPr>
+            <w:r>
+              <w:rPr>
+                <w:b/>
+              </w:rPr>
+              <w:t xml:space="preserve">15%</w:t>
+            </w:r>
+          </w:p>
+          <w:p>
+            <w:pPr>
+              <w:spacing w:lineRule="auto"/>
+            </w:pPr>
+            <w:r>
+              <w:rPr/>
+              <w:t xml:space="preserve"> efectivo del GMV flete</w:t>
+            </w:r>
+          </w:p>
+        </w:tc>
+        <w:tc>
+          <w:tcPr>
+            <w:tcBorders>
+              <w:top w:val="single" w:sz="1" w:space="0" w:color="000000"/>
+              <w:bottom w:val="single" w:sz="1" w:space="0" w:color="000000"/>
+              <w:left w:val="single" w:sz="1" w:space="0" w:color="000000"/>
+              <w:right w:val="single" w:sz="1" w:space="0" w:color="000000"/>
+            </w:tcBorders>
+          </w:tcPr>
+          <w:p>
+            <w:pPr>
+              <w:spacing w:lineRule="auto"/>
+            </w:pPr>
+            <w:r>
+              <w:rPr/>
+              <w:t xml:space="preserve">Panel admin</w:t>
+            </w:r>
+          </w:p>
+        </w:tc>
+      </w:tr>
+    </w:tbl>
+    <w:p>
+      <w:pPr>
+        <w:spacing w:lineRule="auto"/>
+      </w:pPr>
+      <w:r>
+        <w:rPr/>
       </w:r>
     </w:p>
     <w:p>
@@ -679,11 +1005,75 @@
         <w:rPr>
           <w:b/>
         </w:rPr>
-        <w:t xml:space="preserve">12–15%</w:t>
-      </w:r>
-      <w:r>
-        <w:rPr/>
-        <w:t xml:space="preserve"> sobre el flete acordado en la app. Ingreso incremental para el transportista; la comisión se justifica por match, estados, chat y reglas de cancelación.</w:t>
+        <w:t xml:space="preserve">Ejemplo</w:t>
+      </w:r>
+      <w:r>
+        <w:rPr/>
+        <w:t xml:space="preserve"> flete $1.200.000: Cubik ingresa $180.000; embarcador paga $1.320.000 al salir en ruta; transportista recibe $1.140.000 al completar.</w:t>
+      </w:r>
+    </w:p>
+    <w:p>
+      <w:pPr>
+        <w:spacing w:lineRule="auto"/>
+      </w:pPr>
+      <w:r>
+        <w:rPr>
+          <w:b/>
+        </w:rPr>
+        <w:t xml:space="preserve">Cobro:</w:t>
+      </w:r>
+      <w:r>
+        <w:rPr>
+          <w:b/>
+        </w:rPr>
+        <w:t xml:space="preserve">Cubik Saldo</w:t>
+      </w:r>
+      <w:r>
+        <w:rPr/>
+        <w:t xml:space="preserve"> (wallet tipo Uber Cash), sin efectivo. Publicar requiere 20% del presupuesto máximo en saldo; retención al </w:t>
+      </w:r>
+      <w:r>
+        <w:rPr>
+          <w:b/>
+        </w:rPr>
+        <w:t xml:space="preserve">Marcar en ruta</w:t>
+      </w:r>
+      <w:r>
+        <w:rPr/>
+        <w:t xml:space="preserve">; liberación al completar. Tier ≥ </w:t>
+      </w:r>
+      <w:r>
+        <w:rPr>
+          <w:b/>
+        </w:rPr>
+        <w:t xml:space="preserve">$1.000.000</w:t>
+      </w:r>
+      <w:r>
+        <w:rPr/>
+        <w:t xml:space="preserve">: factura + saldo/transferencia registrada.</w:t>
+      </w:r>
+    </w:p>
+    <w:p>
+      <w:pPr>
+        <w:spacing w:lineRule="auto"/>
+      </w:pPr>
+      <w:r>
+        <w:rPr>
+          <w:b/>
+        </w:rPr>
+        <w:t xml:space="preserve">Piloto v0.0.100–0.0.105:</w:t>
+      </w:r>
+      <w:r>
+        <w:rPr/>
+        <w:t xml:space="preserve"> comisiones 10/5 simuladas post-</w:t>
+      </w:r>
+      <w:r>
+        <w:rPr/>
+        <w:t xml:space="preserve">completed</w:t>
+      </w:r>
+      <w:r>
+        <w:rPr/>
+        <w:t xml:space="preserve">; sin wallet real aún. GMV piloto = simulación UI.</w:t>
       </w:r>
     </w:p>
     <w:p>
@@ -693,16 +1083,107 @@
       </w:pPr>
       <w:r>
         <w:rPr/>
-        <w:t xml:space="preserve">Fase B — Híbrido SaaS + transaccional</w:t>
-      </w:r>
-    </w:p>
-    <w:p>
-      <w:pPr>
-        <w:spacing w:lineRule="auto"/>
-      </w:pPr>
-      <w:r>
-        <w:rPr/>
-        <w:t xml:space="preserve">Suscripción para embarcadores frecuentes: historial, prioridad de match, reportes.</w:t>
+        <w:t xml:space="preserve">Sugerencia de presupuesto al publicar (v0.0.105)</w:t>
+      </w:r>
+    </w:p>
+    <w:p>
+      <w:pPr>
+        <w:spacing w:lineRule="auto"/>
+      </w:pPr>
+      <w:r>
+        <w:rPr/>
+        <w:t xml:space="preserve">La app propone un rango orientativo al embarcador (</w:t>
+      </w:r>
+      <w:r>
+        <w:rPr/>
+        <w:t xml:space="preserve">POST /api/maps/budget-estimate</w:t>
+      </w:r>
+      <w:r>
+        <w:rPr/>
+        <w:t xml:space="preserve">). Coeficientes calibrados corredor RM–Valparaíso (jun 2026): base </w:t>
+      </w:r>
+      <w:r>
+        <w:rPr>
+          <w:b/>
+        </w:rPr>
+        <w:t xml:space="preserve">$80.000</w:t>
+      </w:r>
+      <w:r>
+        <w:rPr/>
+        <w:t xml:space="preserve">, </w:t>
+      </w:r>
+      <w:r>
+        <w:rPr>
+          <w:b/>
+        </w:rPr>
+        <w:t xml:space="preserve">$450/km</w:t>
+      </w:r>
+      <w:r>
+        <w:rPr/>
+        <w:t xml:space="preserve">, </w:t>
+      </w:r>
+      <w:r>
+        <w:rPr>
+          <w:b/>
+        </w:rPr>
+        <w:t xml:space="preserve">$22/kg</w:t>
+      </w:r>
+      <w:r>
+        <w:rPr/>
+        <w:t xml:space="preserve">, urgente ×1,18; rango publicado 82%–125%. Ejemplo Renca–La Serena (~463 km, 12 t): ~$452k–$691k vs viaje acordado ~$570k. Configurable en Railway (</w:t>
+      </w:r>
+      <w:r>
+        <w:rPr/>
+        <w:t xml:space="preserve">BUDGET_*</w:t>
+      </w:r>
+      <w:r>
+        <w:rPr/>
+        <w:t xml:space="preserve">). No bloquea ofertas fuera de rango.</w:t>
+      </w:r>
+    </w:p>
+    <w:p>
+      <w:pPr>
+        <w:spacing w:lineRule="auto"/>
+      </w:pPr>
+      <w:r>
+        <w:rPr/>
+        <w:t xml:space="preserve">Comparación con costo logístico por kg de informes internos (red masiva, tramos «Recepción»): no es comparable 1:1 con flete spot dedicado; ver canvas </w:t>
+      </w:r>
+      <w:r>
+        <w:rPr/>
+        <w:t xml:space="preserve">comparacion-costos-transporte</w:t>
+      </w:r>
+      <w:r>
+        <w:rPr/>
+        <w:t xml:space="preserve">.</w:t>
+      </w:r>
+    </w:p>
+    <w:p>
+      <w:pPr>
+        <w:spacing w:lineRule="auto"/>
+      </w:pPr>
+      <w:r>
+        <w:rPr/>
+        <w:t xml:space="preserve">Implementación wallet/escrow producción: siguiente etapa. Tarifario por corredor/tipo camión: futuro.</w:t>
+      </w:r>
+    </w:p>
+    <w:p>
+      <w:pPr>
+        <w:pStyle w:val="Heading3"/>
+        <w:spacing w:lineRule="auto"/>
+      </w:pPr>
+      <w:r>
+        <w:rPr/>
+        <w:t xml:space="preserve">Fase B — Cubik Plus Empresa (tipo Uber One)</w:t>
+      </w:r>
+    </w:p>
+    <w:p>
+      <w:pPr>
+        <w:spacing w:lineRule="auto"/>
+      </w:pPr>
+      <w:r>
+        <w:rPr/>
+        <w:t xml:space="preserve">Suscripción mensual para embarcadores de alto volumen → descuento en fee embarcador (ej. 10% → 7%). Banner de ahorro en checkout. Plan transportista opcional post-M2.</w:t>
       </w:r>
     </w:p>
     <w:p>

--- a/docs/Modelo-Negocio-Uber-Truck.docx
+++ b/docs/Modelo-Negocio-Uber-Truck.docx
@@ -51,14 +51,14 @@
       </w:r>
       <w:r>
         <w:rPr/>
-        <w:t xml:space="preserve"> 2.3 · 25 may 2026 · Complementa </w:t>
+        <w:t xml:space="preserve"> 2.4 · 10 jun 2026 · Complementa </w:t>
       </w:r>
       <w:hyperlink r:id="rId6">
         <w:r>
           <w:rPr>
             <w:rStyle w:val="Hyperlink"/>
           </w:rPr>
-          <w:t xml:space="preserve">memoria técnica v4.1</w:t>
+          <w:t xml:space="preserve">memoria técnica v4.2</w:t>
         </w:r>
       </w:hyperlink>
     </w:p>
